--- a/sample_documents/FAQ-BIL-01_v1.0_billing-faq.docx
+++ b/sample_documents/FAQ-BIL-01_v1.0_billing-faq.docx
@@ -7,7 +7,7 @@
         <w:pStyle w:val="Title"/>
       </w:pPr>
       <w:r>
-        <w:t>NimbusCarta - Billing FAQ</w:t>
+        <w:t>SupportNova - Billing FAQ</w:t>
       </w:r>
     </w:p>
     <w:p>
